--- a/ModernControl/word_output/ch04_自适应控制.docx
+++ b/ModernControl/word_output/ch04_自适应控制.docx
@@ -499,6 +499,19 @@
           <w:bCs/>
         </w:rPr>
         <w:t xml:space="preserve">自适应控制的三个层次</w:t>
+      </w:r>
+    </w:p>
+    <w:p>
+      <w:pPr>
+        <w:pStyle w:val="BodyText"/>
+      </w:pPr>
+      <w:r>
+        <w:rPr>
+          <w:rFonts w:hint="eastAsia"/>
+          <w:b/>
+          <w:bCs/>
+        </w:rPr>
+        <w:t xml:space="preserve">表4-1</w:t>
       </w:r>
     </w:p>
     <w:tbl>
@@ -1294,6 +1307,19 @@
           <w:bCs/>
         </w:rPr>
         <w:t xml:space="preserve">STR与MRAC对比</w:t>
+      </w:r>
+    </w:p>
+    <w:p>
+      <w:pPr>
+        <w:pStyle w:val="BodyText"/>
+      </w:pPr>
+      <w:r>
+        <w:rPr>
+          <w:rFonts w:hint="eastAsia"/>
+          <w:b/>
+          <w:bCs/>
+        </w:rPr>
+        <w:t xml:space="preserve">表4-2</w:t>
       </w:r>
     </w:p>
     <w:tbl>
@@ -2889,6 +2915,19 @@
           <w:bCs/>
         </w:rPr>
         <w:t xml:space="preserve">双渠段灌溉渠参数</w:t>
+      </w:r>
+    </w:p>
+    <w:p>
+      <w:pPr>
+        <w:pStyle w:val="BodyText"/>
+      </w:pPr>
+      <w:r>
+        <w:rPr>
+          <w:rFonts w:hint="eastAsia"/>
+          <w:b/>
+          <w:bCs/>
+        </w:rPr>
+        <w:t xml:space="preserve">表4-3</w:t>
       </w:r>
     </w:p>
     <w:tbl>
@@ -20456,6 +20495,19 @@
           <w:bCs/>
         </w:rPr>
         <w:t xml:space="preserve">适应增益选择指南</w:t>
+      </w:r>
+    </w:p>
+    <w:p>
+      <w:pPr>
+        <w:pStyle w:val="BodyText"/>
+      </w:pPr>
+      <w:r>
+        <w:rPr>
+          <w:rFonts w:hint="eastAsia"/>
+          <w:b/>
+          <w:bCs/>
+        </w:rPr>
+        <w:t xml:space="preserve">表4-4</w:t>
       </w:r>
     </w:p>
     <w:tbl>
